--- a/lessons/1-2-group2/homework.docx
+++ b/lessons/1-2-group2/homework.docx
@@ -115,7 +115,7 @@
           <wp:inline distT="0" distB="0" distL="0" distR="0">
             <wp:extent cx="1047750" cy="790575"/>
             <wp:effectExtent t="0" r="0" b="0" l="0"/>
-            <wp:docPr id="1" name="" descr="" title=""/>
+            <wp:docPr id="1" name="quantity" descr="Picture illustrating the vocabulary word &quot;quantity&quot;" title="quantity"/>
             <wp:cNvGraphicFramePr>
               <a:graphicFrameLocks xmlns:a="http://schemas.openxmlformats.org/drawingml/2006/main" noChangeAspect="1"/>
             </wp:cNvGraphicFramePr>
@@ -178,7 +178,7 @@
           <wp:inline distT="0" distB="0" distL="0" distR="0">
             <wp:extent cx="1047750" cy="790575"/>
             <wp:effectExtent t="0" r="0" b="0" l="0"/>
-            <wp:docPr id="1" name="" descr="" title=""/>
+            <wp:docPr id="1" name="relationship" descr="Picture illustrating the vocabulary word &quot;relationship&quot;" title="relationship"/>
             <wp:cNvGraphicFramePr>
               <a:graphicFrameLocks xmlns:a="http://schemas.openxmlformats.org/drawingml/2006/main" noChangeAspect="1"/>
             </wp:cNvGraphicFramePr>
@@ -241,7 +241,7 @@
           <wp:inline distT="0" distB="0" distL="0" distR="0">
             <wp:extent cx="1047750" cy="790575"/>
             <wp:effectExtent t="0" r="0" b="0" l="0"/>
-            <wp:docPr id="1" name="" descr="" title=""/>
+            <wp:docPr id="1" name="strategy" descr="Picture illustrating the vocabulary word &quot;strategy&quot;" title="strategy"/>
             <wp:cNvGraphicFramePr>
               <a:graphicFrameLocks xmlns:a="http://schemas.openxmlformats.org/drawingml/2006/main" noChangeAspect="1"/>
             </wp:cNvGraphicFramePr>
@@ -304,7 +304,7 @@
           <wp:inline distT="0" distB="0" distL="0" distR="0">
             <wp:extent cx="1047750" cy="790575"/>
             <wp:effectExtent t="0" r="0" b="0" l="0"/>
-            <wp:docPr id="1" name="" descr="" title=""/>
+            <wp:docPr id="1" name="reasonable" descr="Picture illustrating the vocabulary word &quot;reasonable&quot;" title="reasonable"/>
             <wp:cNvGraphicFramePr>
               <a:graphicFrameLocks xmlns:a="http://schemas.openxmlformats.org/drawingml/2006/main" noChangeAspect="1"/>
             </wp:cNvGraphicFramePr>
@@ -367,7 +367,7 @@
           <wp:inline distT="0" distB="0" distL="0" distR="0">
             <wp:extent cx="1047750" cy="790575"/>
             <wp:effectExtent t="0" r="0" b="0" l="0"/>
-            <wp:docPr id="1" name="" descr="" title=""/>
+            <wp:docPr id="1" name="persevere" descr="Picture illustrating the vocabulary word &quot;persevere&quot;" title="persevere"/>
             <wp:cNvGraphicFramePr>
               <a:graphicFrameLocks xmlns:a="http://schemas.openxmlformats.org/drawingml/2006/main" noChangeAspect="1"/>
             </wp:cNvGraphicFramePr>
@@ -453,7 +453,7 @@
           <w:b/>
           <w:bCs/>
         </w:rPr>
-        <w:t xml:space="preserve">1. </w:t>
+        <w:t xml:space="preserve">1. Ana walked 1/2 of 24 blocks; Ben walked 3/4 of 20. Dana says: “3/4 is bigger than 1/2, so Ben walked farther.” Her conclusion is correct — but her reasoning is not. Explain why the reasoning fails, and give a route length for Ana that would make her conclusion wrong.</w:t>
       </w:r>
     </w:p>
     <w:p>
@@ -517,23 +517,23 @@
         <w:spacing w:after="40" w:before="0"/>
       </w:pPr>
       <w:r>
-        <w:t xml:space="preserve">     A. 21 blocks</w:t>
-      </w:r>
-    </w:p>
-    <w:p>
-      <w:pPr>
-        <w:spacing w:after="40" w:before="0"/>
-      </w:pPr>
-      <w:r>
-        <w:t xml:space="preserve">     B. 28 blocks</w:t>
-      </w:r>
-    </w:p>
-    <w:p>
-      <w:pPr>
-        <w:spacing w:after="40" w:before="0"/>
-      </w:pPr>
-      <w:r>
-        <w:t xml:space="preserve">     C. 9 1/3 blocks</w:t>
+        <w:t xml:space="preserve">     A. 9 1/3 blocks</w:t>
+      </w:r>
+    </w:p>
+    <w:p>
+      <w:pPr>
+        <w:spacing w:after="40" w:before="0"/>
+      </w:pPr>
+      <w:r>
+        <w:t xml:space="preserve">     B. 21 blocks</w:t>
+      </w:r>
+    </w:p>
+    <w:p>
+      <w:pPr>
+        <w:spacing w:after="40" w:before="0"/>
+      </w:pPr>
+      <w:r>
+        <w:t xml:space="preserve">     C. 28 blocks</w:t>
       </w:r>
     </w:p>
     <w:p>
@@ -572,23 +572,23 @@
         <w:spacing w:after="40" w:before="0"/>
       </w:pPr>
       <w:r>
-        <w:t xml:space="preserve">     A. Sometimes — only when the fraction is less than 1</w:t>
-      </w:r>
-    </w:p>
-    <w:p>
-      <w:pPr>
-        <w:spacing w:after="40" w:before="0"/>
-      </w:pPr>
-      <w:r>
-        <w:t xml:space="preserve">     B. Always — a fraction is a part, and a part is smaller</w:t>
-      </w:r>
-    </w:p>
-    <w:p>
-      <w:pPr>
-        <w:spacing w:after="40" w:before="0"/>
-      </w:pPr>
-      <w:r>
-        <w:t xml:space="preserve">     C. Never — the answer is always larger</w:t>
+        <w:t xml:space="preserve">     A. Always — a fraction is a part, and a part is smaller</w:t>
+      </w:r>
+    </w:p>
+    <w:p>
+      <w:pPr>
+        <w:spacing w:after="40" w:before="0"/>
+      </w:pPr>
+      <w:r>
+        <w:t xml:space="preserve">     B. Never — the answer is always larger</w:t>
+      </w:r>
+    </w:p>
+    <w:p>
+      <w:pPr>
+        <w:spacing w:after="40" w:before="0"/>
+      </w:pPr>
+      <w:r>
+        <w:t xml:space="preserve">     C. Sometimes — only when the fraction is less than 1</w:t>
       </w:r>
     </w:p>
     <w:p>
@@ -619,39 +619,39 @@
           <w:b/>
           <w:bCs/>
         </w:rPr>
-        <w:t xml:space="preserve">4. The Rio de Janeiro building will be 9/10 as tall as One World Trade Center (540 meters). How tall will it be?</w:t>
-      </w:r>
-    </w:p>
-    <w:p>
-      <w:pPr>
-        <w:spacing w:after="40" w:before="0"/>
-      </w:pPr>
-      <w:r>
-        <w:t xml:space="preserve">     A. 486 meters</w:t>
-      </w:r>
-    </w:p>
-    <w:p>
-      <w:pPr>
-        <w:spacing w:after="40" w:before="0"/>
-      </w:pPr>
-      <w:r>
-        <w:t xml:space="preserve">     B. 54 meters</w:t>
-      </w:r>
-    </w:p>
-    <w:p>
-      <w:pPr>
-        <w:spacing w:after="40" w:before="0"/>
-      </w:pPr>
-      <w:r>
-        <w:t xml:space="preserve">     C. 4,860 meters</w:t>
-      </w:r>
-    </w:p>
-    <w:p>
-      <w:pPr>
-        <w:spacing w:after="40" w:before="0"/>
-      </w:pPr>
-      <w:r>
-        <w:t xml:space="preserve">     D. 594 meters</w:t>
+        <w:t xml:space="preserve">4. The Tokyo building will be 6/5 as tall as One World Trade Center (540 meters). How tall will it be?</w:t>
+      </w:r>
+    </w:p>
+    <w:p>
+      <w:pPr>
+        <w:spacing w:after="40" w:before="0"/>
+      </w:pPr>
+      <w:r>
+        <w:t xml:space="preserve">     A. 108 meters</w:t>
+      </w:r>
+    </w:p>
+    <w:p>
+      <w:pPr>
+        <w:spacing w:after="40" w:before="0"/>
+      </w:pPr>
+      <w:r>
+        <w:t xml:space="preserve">     B. 432 meters</w:t>
+      </w:r>
+    </w:p>
+    <w:p>
+      <w:pPr>
+        <w:spacing w:after="40" w:before="0"/>
+      </w:pPr>
+      <w:r>
+        <w:t xml:space="preserve">     C. 450 meters</w:t>
+      </w:r>
+    </w:p>
+    <w:p>
+      <w:pPr>
+        <w:spacing w:after="40" w:before="0"/>
+      </w:pPr>
+      <w:r>
+        <w:t xml:space="preserve">     D. 648 meters</w:t>
       </w:r>
     </w:p>
     <w:p>
@@ -674,39 +674,39 @@
           <w:b/>
           <w:bCs/>
         </w:rPr>
-        <w:t xml:space="preserve">5. The Tokyo building will be 6/5 as tall as One World Trade Center (540 meters). How tall will it be?</w:t>
-      </w:r>
-    </w:p>
-    <w:p>
-      <w:pPr>
-        <w:spacing w:after="40" w:before="0"/>
-      </w:pPr>
-      <w:r>
-        <w:t xml:space="preserve">     A. 648 meters</w:t>
-      </w:r>
-    </w:p>
-    <w:p>
-      <w:pPr>
-        <w:spacing w:after="40" w:before="0"/>
-      </w:pPr>
-      <w:r>
-        <w:t xml:space="preserve">     B. 450 meters</w:t>
-      </w:r>
-    </w:p>
-    <w:p>
-      <w:pPr>
-        <w:spacing w:after="40" w:before="0"/>
-      </w:pPr>
-      <w:r>
-        <w:t xml:space="preserve">     C. 108 meters</w:t>
-      </w:r>
-    </w:p>
-    <w:p>
-      <w:pPr>
-        <w:spacing w:after="40" w:before="0"/>
-      </w:pPr>
-      <w:r>
-        <w:t xml:space="preserve">     D. 432 meters</w:t>
+        <w:t xml:space="preserve">5. Without calculating, which new building must be TALLER than One World Trade Center, and why?</w:t>
+      </w:r>
+    </w:p>
+    <w:p>
+      <w:pPr>
+        <w:spacing w:after="40" w:before="0"/>
+      </w:pPr>
+      <w:r>
+        <w:t xml:space="preserve">     A. London, because 5/6 has a 6 in it</w:t>
+      </w:r>
+    </w:p>
+    <w:p>
+      <w:pPr>
+        <w:spacing w:after="40" w:before="0"/>
+      </w:pPr>
+      <w:r>
+        <w:t xml:space="preserve">     B. Tokyo, because 6/5 is greater than 1</w:t>
+      </w:r>
+    </w:p>
+    <w:p>
+      <w:pPr>
+        <w:spacing w:after="40" w:before="0"/>
+      </w:pPr>
+      <w:r>
+        <w:t xml:space="preserve">     C. Rio de Janeiro, because 9/10 is close to 1</w:t>
+      </w:r>
+    </w:p>
+    <w:p>
+      <w:pPr>
+        <w:spacing w:after="40" w:before="0"/>
+      </w:pPr>
+      <w:r>
+        <w:t xml:space="preserve">     D. None — a fraction of 540 is always less than 540</w:t>
       </w:r>
     </w:p>
     <w:p>
@@ -729,62 +729,7 @@
           <w:b/>
           <w:bCs/>
         </w:rPr>
-        <w:t xml:space="preserve">6. Without calculating, which new building must be TALLER than One World Trade Center, and why?</w:t>
-      </w:r>
-    </w:p>
-    <w:p>
-      <w:pPr>
-        <w:spacing w:after="40" w:before="0"/>
-      </w:pPr>
-      <w:r>
-        <w:t xml:space="preserve">     A. Tokyo, because 6/5 is greater than 1</w:t>
-      </w:r>
-    </w:p>
-    <w:p>
-      <w:pPr>
-        <w:spacing w:after="40" w:before="0"/>
-      </w:pPr>
-      <w:r>
-        <w:t xml:space="preserve">     B. London, because 5/6 has a 6 in it</w:t>
-      </w:r>
-    </w:p>
-    <w:p>
-      <w:pPr>
-        <w:spacing w:after="40" w:before="0"/>
-      </w:pPr>
-      <w:r>
-        <w:t xml:space="preserve">     C. Rio de Janeiro, because 9/10 is close to 1</w:t>
-      </w:r>
-    </w:p>
-    <w:p>
-      <w:pPr>
-        <w:spacing w:after="40" w:before="0"/>
-      </w:pPr>
-      <w:r>
-        <w:t xml:space="preserve">     D. None — a fraction of 540 is always less than 540</w:t>
-      </w:r>
-    </w:p>
-    <w:p>
-      <w:pPr>
-        <w:spacing w:after="60" w:before="120"/>
-      </w:pPr>
-      <w:r>
-        <w:rPr>
-          <w:color w:val="BBBBBB"/>
-        </w:rPr>
-        <w:t xml:space="preserve">______________________________________________________________________</w:t>
-      </w:r>
-    </w:p>
-    <w:p>
-      <w:pPr>
-        <w:spacing w:after="80" w:before="0"/>
-      </w:pPr>
-      <w:r>
-        <w:rPr>
-          <w:b/>
-          <w:bCs/>
-        </w:rPr>
-        <w:t xml:space="preserve">7. </w:t>
+        <w:t xml:space="preserve">6. Suppose Miguel walked 2 miles. Choose possible distances for Deon and Evelyn that fit the problem, and explain how you checked them.</w:t>
       </w:r>
     </w:p>
     <w:p>
@@ -870,7 +815,7 @@
           <w:b/>
           <w:bCs/>
         </w:rPr>
-        <w:t xml:space="preserve">2. A. 21 blocks</w:t>
+        <w:t xml:space="preserve">2. B. 21 blocks</w:t>
       </w:r>
     </w:p>
     <w:p>
@@ -902,7 +847,7 @@
           <w:b/>
           <w:bCs/>
         </w:rPr>
-        <w:t xml:space="preserve">3. A. Sometimes — only when the fraction is less than 1</w:t>
+        <w:t xml:space="preserve">3. C. Sometimes — only when the fraction is less than 1</w:t>
       </w:r>
     </w:p>
     <w:p>
@@ -934,7 +879,7 @@
           <w:b/>
           <w:bCs/>
         </w:rPr>
-        <w:t xml:space="preserve">4. A. 486 meters</w:t>
+        <w:t xml:space="preserve">4. D. 648 meters</w:t>
       </w:r>
     </w:p>
     <w:p>
@@ -942,7 +887,7 @@
         <w:spacing w:after="20" w:before="0"/>
       </w:pPr>
       <w:r>
-        <w:t xml:space="preserve">     9/10 × 540: one tenth of 540 is 54, and 9 tenths is 9 × 54 = 486 meters.</w:t>
+        <w:t xml:space="preserve">     You need 6/5 of 540. One fifth of 540 is 108. Six fifths is 6 × 108 = 648 meters. That is taller than 540, because 6/5 is greater than 1.</w:t>
       </w:r>
     </w:p>
     <w:p>
@@ -966,7 +911,7 @@
           <w:b/>
           <w:bCs/>
         </w:rPr>
-        <w:t xml:space="preserve">5. A. 648 meters</w:t>
+        <w:t xml:space="preserve">5. B. Tokyo, because 6/5 is greater than 1</w:t>
       </w:r>
     </w:p>
     <w:p>
@@ -974,7 +919,7 @@
         <w:spacing w:after="20" w:before="0"/>
       </w:pPr>
       <w:r>
-        <w:t xml:space="preserve">     6/5 × 540: one fifth of 540 is 108, and 6 fifths is 6 × 108 = 648 meters — taller than 540, because 6/5 is greater than 1.</w:t>
+        <w:t xml:space="preserve">     Multiplying 540 by a fraction greater than 1 gives more than 540. Only 6/5 is greater than 1; 5/6 and 9/10 are both less than 1.</w:t>
       </w:r>
     </w:p>
     <w:p>
@@ -998,39 +943,7 @@
           <w:b/>
           <w:bCs/>
         </w:rPr>
-        <w:t xml:space="preserve">6. A. Tokyo, because 6/5 is greater than 1</w:t>
-      </w:r>
-    </w:p>
-    <w:p>
-      <w:pPr>
-        <w:spacing w:after="20" w:before="0"/>
-      </w:pPr>
-      <w:r>
-        <w:t xml:space="preserve">     Multiplying 540 by a fraction greater than 1 gives more than 540. Only 6/5 is greater than 1; 5/6 and 9/10 are both less than 1.</w:t>
-      </w:r>
-    </w:p>
-    <w:p>
-      <w:pPr>
-        <w:spacing w:after="80" w:before="0"/>
-      </w:pPr>
-      <w:r>
-        <w:rPr>
-          <w:i/>
-          <w:iCs/>
-        </w:rPr>
-        <w:t xml:space="preserve">     Watch for: Expecting a fraction of a number to be bigger than the number — 5/6 × 540 must be LESS than 540 because 5/6 is less than 1; only a fraction greater than 1, like 6/5, makes the product bigger.</w:t>
-      </w:r>
-    </w:p>
-    <w:p>
-      <w:pPr>
-        <w:spacing w:after="40" w:before="0"/>
-      </w:pPr>
-      <w:r>
-        <w:rPr>
-          <w:b/>
-          <w:bCs/>
-        </w:rPr>
-        <w:t xml:space="preserve">7. Open response — answers will vary.</w:t>
+        <w:t xml:space="preserve">6. Open response — answers will vary.</w:t>
       </w:r>
     </w:p>
     <w:sectPr>
@@ -1219,7 +1132,14 @@
 <file path=word/styles.xml><?xml version="1.0" encoding="utf-8"?>
 <w:styles xmlns:mc="http://schemas.openxmlformats.org/markup-compatibility/2006" xmlns:r="http://schemas.openxmlformats.org/officeDocument/2006/relationships" xmlns:w="http://schemas.openxmlformats.org/wordprocessingml/2006/main" xmlns:w14="http://schemas.microsoft.com/office/word/2010/wordml" xmlns:w15="http://schemas.microsoft.com/office/word/2012/wordml" mc:Ignorable="w14 w15">
   <w:docDefaults>
-    <w:rPrDefault/>
+    <w:rPrDefault>
+      <w:rPr>
+        <w:rFonts w:ascii="Arial" w:cs="Arial" w:eastAsia="Arial" w:hAnsi="Arial"/>
+        <w:sz w:val="22"/>
+        <w:szCs w:val="22"/>
+        <w:lang w:val="en-US"/>
+      </w:rPr>
+    </w:rPrDefault>
     <w:pPrDefault/>
   </w:docDefaults>
   <w:style w:type="paragraph" w:styleId="Title">
@@ -1237,10 +1157,16 @@
     <w:basedOn w:val="Normal"/>
     <w:next w:val="Normal"/>
     <w:qFormat/>
-    <w:rPr>
-      <w:color w:val="2E74B5"/>
-      <w:sz w:val="32"/>
-      <w:szCs w:val="32"/>
+    <w:pPr>
+      <w:keepNext/>
+    </w:pPr>
+    <w:rPr>
+      <w:rFonts w:ascii="Arial" w:cs="Arial" w:eastAsia="Arial" w:hAnsi="Arial"/>
+      <w:b/>
+      <w:bCs/>
+      <w:color w:val="183E56"/>
+      <w:sz w:val="34"/>
+      <w:szCs w:val="34"/>
     </w:rPr>
   </w:style>
   <w:style w:type="paragraph" w:styleId="Heading2">
@@ -1248,8 +1174,14 @@
     <w:basedOn w:val="Normal"/>
     <w:next w:val="Normal"/>
     <w:qFormat/>
-    <w:rPr>
-      <w:color w:val="2E74B5"/>
+    <w:pPr>
+      <w:keepNext/>
+    </w:pPr>
+    <w:rPr>
+      <w:rFonts w:ascii="Arial" w:cs="Arial" w:eastAsia="Arial" w:hAnsi="Arial"/>
+      <w:b/>
+      <w:bCs/>
+      <w:color w:val="176B70"/>
       <w:sz w:val="26"/>
       <w:szCs w:val="26"/>
     </w:rPr>

--- a/lessons/1-2-group2/homework.docx
+++ b/lessons/1-2-group2/homework.docx
@@ -776,176 +776,6 @@
         <w:t xml:space="preserve">______________________________________________________________________</w:t>
       </w:r>
     </w:p>
-    <w:p>
-      <w:r>
-        <w:br w:type="page"/>
-      </w:r>
-    </w:p>
-    <w:p>
-      <w:pPr>
-        <w:pStyle w:val="Heading1"/>
-        <w:spacing w:after="120"/>
-      </w:pPr>
-      <w:r>
-        <w:rPr>
-          <w:b/>
-          <w:bCs/>
-        </w:rPr>
-        <w:t xml:space="preserve">Answer Key (Teacher)</w:t>
-      </w:r>
-    </w:p>
-    <w:p>
-      <w:pPr>
-        <w:spacing w:after="40" w:before="0"/>
-      </w:pPr>
-      <w:r>
-        <w:rPr>
-          <w:b/>
-          <w:bCs/>
-        </w:rPr>
-        <w:t xml:space="preserve">1. Open response — answers will vary.</w:t>
-      </w:r>
-    </w:p>
-    <w:p>
-      <w:pPr>
-        <w:spacing w:after="40" w:before="0"/>
-      </w:pPr>
-      <w:r>
-        <w:rPr>
-          <w:b/>
-          <w:bCs/>
-        </w:rPr>
-        <w:t xml:space="preserve">2. B. 21 blocks</w:t>
-      </w:r>
-    </w:p>
-    <w:p>
-      <w:pPr>
-        <w:spacing w:after="20" w:before="0"/>
-      </w:pPr>
-      <w:r>
-        <w:t xml:space="preserve">     If 2 parts are 14 blocks, one part is 7, and the whole is 3 parts: 21 blocks. Check: 2/3 of 21 = 14.</w:t>
-      </w:r>
-    </w:p>
-    <w:p>
-      <w:pPr>
-        <w:spacing w:after="80" w:before="0"/>
-      </w:pPr>
-      <w:r>
-        <w:rPr>
-          <w:i/>
-          <w:iCs/>
-        </w:rPr>
-        <w:t xml:space="preserve">     Watch for: Expecting a fraction of a number to be bigger than the number — 5/6 × 540 must be LESS than 540 because 5/6 is less than 1; only a fraction greater than 1, like 6/5, makes the product bigger.</w:t>
-      </w:r>
-    </w:p>
-    <w:p>
-      <w:pPr>
-        <w:spacing w:after="40" w:before="0"/>
-      </w:pPr>
-      <w:r>
-        <w:rPr>
-          <w:b/>
-          <w:bCs/>
-        </w:rPr>
-        <w:t xml:space="preserve">3. C. Sometimes — only when the fraction is less than 1</w:t>
-      </w:r>
-    </w:p>
-    <w:p>
-      <w:pPr>
-        <w:spacing w:after="20" w:before="0"/>
-      </w:pPr>
-      <w:r>
-        <w:t xml:space="preserve">     3/2 of 8 is 12, which is larger than 8, and 4/4 of 8 is exactly 8. The claim holds only while the fraction is below 1.</w:t>
-      </w:r>
-    </w:p>
-    <w:p>
-      <w:pPr>
-        <w:spacing w:after="80" w:before="0"/>
-      </w:pPr>
-      <w:r>
-        <w:rPr>
-          <w:i/>
-          <w:iCs/>
-        </w:rPr>
-        <w:t xml:space="preserve">     Watch for: Expecting a fraction of a number to be bigger than the number — 5/6 × 540 must be LESS than 540 because 5/6 is less than 1; only a fraction greater than 1, like 6/5, makes the product bigger.</w:t>
-      </w:r>
-    </w:p>
-    <w:p>
-      <w:pPr>
-        <w:spacing w:after="40" w:before="0"/>
-      </w:pPr>
-      <w:r>
-        <w:rPr>
-          <w:b/>
-          <w:bCs/>
-        </w:rPr>
-        <w:t xml:space="preserve">4. D. 648 meters</w:t>
-      </w:r>
-    </w:p>
-    <w:p>
-      <w:pPr>
-        <w:spacing w:after="20" w:before="0"/>
-      </w:pPr>
-      <w:r>
-        <w:t xml:space="preserve">     You need 6/5 of 540. One fifth of 540 is 108. Six fifths is 6 × 108 = 648 meters. That is taller than 540, because 6/5 is greater than 1.</w:t>
-      </w:r>
-    </w:p>
-    <w:p>
-      <w:pPr>
-        <w:spacing w:after="80" w:before="0"/>
-      </w:pPr>
-      <w:r>
-        <w:rPr>
-          <w:i/>
-          <w:iCs/>
-        </w:rPr>
-        <w:t xml:space="preserve">     Watch for: Expecting a fraction of a number to be bigger than the number — 5/6 × 540 must be LESS than 540 because 5/6 is less than 1; only a fraction greater than 1, like 6/5, makes the product bigger.</w:t>
-      </w:r>
-    </w:p>
-    <w:p>
-      <w:pPr>
-        <w:spacing w:after="40" w:before="0"/>
-      </w:pPr>
-      <w:r>
-        <w:rPr>
-          <w:b/>
-          <w:bCs/>
-        </w:rPr>
-        <w:t xml:space="preserve">5. B. Tokyo, because 6/5 is greater than 1</w:t>
-      </w:r>
-    </w:p>
-    <w:p>
-      <w:pPr>
-        <w:spacing w:after="20" w:before="0"/>
-      </w:pPr>
-      <w:r>
-        <w:t xml:space="preserve">     Multiplying 540 by a fraction greater than 1 gives more than 540. Only 6/5 is greater than 1; 5/6 and 9/10 are both less than 1.</w:t>
-      </w:r>
-    </w:p>
-    <w:p>
-      <w:pPr>
-        <w:spacing w:after="80" w:before="0"/>
-      </w:pPr>
-      <w:r>
-        <w:rPr>
-          <w:i/>
-          <w:iCs/>
-        </w:rPr>
-        <w:t xml:space="preserve">     Watch for: Expecting a fraction of a number to be bigger than the number — 5/6 × 540 must be LESS than 540 because 5/6 is less than 1; only a fraction greater than 1, like 6/5, makes the product bigger.</w:t>
-      </w:r>
-    </w:p>
-    <w:p>
-      <w:pPr>
-        <w:spacing w:after="40" w:before="0"/>
-      </w:pPr>
-      <w:r>
-        <w:rPr>
-          <w:b/>
-          <w:bCs/>
-        </w:rPr>
-        <w:t xml:space="preserve">6. Open response — answers will vary.</w:t>
-      </w:r>
-    </w:p>
     <w:sectPr>
       <w:pgSz w:w="11906" w:h="16838" w:orient="portrait"/>
       <w:pgMar w:top="720" w:right="900" w:bottom="720" w:left="900" w:header="708" w:footer="708" w:gutter="0"/>
